--- a/Gestion/1.1.2 Documento de registro de definición e identificación del proyecto.docx
+++ b/Gestion/1.1.2 Documento de registro de definición e identificación del proyecto.docx
@@ -870,12 +870,12 @@
                   <wp:extent cx="502920" cy="502920"/>
                   <wp:effectExtent b="0" l="0" r="0" t="0"/>
                   <wp:wrapNone/>
-                  <wp:docPr descr="Código QR con relleno sólido" id="5" name="image1.png"/>
+                  <wp:docPr descr="Código QR con relleno sólido" id="5" name="image9.png"/>
                   <a:graphic>
                     <a:graphicData uri="http://schemas.openxmlformats.org/drawingml/2006/picture">
                       <pic:pic>
                         <pic:nvPicPr>
-                          <pic:cNvPr descr="Código QR con relleno sólido" id="0" name="image1.png"/>
+                          <pic:cNvPr descr="Código QR con relleno sólido" id="0" name="image9.png"/>
                           <pic:cNvPicPr preferRelativeResize="0"/>
                         </pic:nvPicPr>
                         <pic:blipFill>
@@ -1006,12 +1006,12 @@
                 <wp:extent cx="5579745" cy="12700"/>
                 <wp:effectExtent b="0" l="0" r="0" t="0"/>
                 <wp:wrapNone/>
-                <wp:docPr id="1" name="image6.png"/>
+                <wp:docPr id="1" name="image5.png"/>
                 <a:graphic>
                   <a:graphicData uri="http://schemas.openxmlformats.org/drawingml/2006/picture">
                     <pic:pic>
                       <pic:nvPicPr>
-                        <pic:cNvPr id="0" name="image6.png"/>
+                        <pic:cNvPr id="0" name="image5.png"/>
                         <pic:cNvPicPr preferRelativeResize="0"/>
                       </pic:nvPicPr>
                       <pic:blipFill>
@@ -1155,12 +1155,12 @@
                 <wp:inline distB="0" distT="0" distL="0" distR="0">
                   <wp:extent cx="503555" cy="503555"/>
                   <wp:effectExtent b="0" l="0" r="0" t="0"/>
-                  <wp:docPr descr="Lista con relleno sólido" id="8" name="image3.png"/>
+                  <wp:docPr descr="Lista con relleno sólido" id="8" name="image1.png"/>
                   <a:graphic>
                     <a:graphicData uri="http://schemas.openxmlformats.org/drawingml/2006/picture">
                       <pic:pic>
                         <pic:nvPicPr>
-                          <pic:cNvPr descr="Lista con relleno sólido" id="0" name="image3.png"/>
+                          <pic:cNvPr descr="Lista con relleno sólido" id="0" name="image1.png"/>
                           <pic:cNvPicPr preferRelativeResize="0"/>
                         </pic:nvPicPr>
                         <pic:blipFill>
@@ -1279,12 +1279,12 @@
                 <wp:extent cx="5589905" cy="12700"/>
                 <wp:effectExtent b="0" l="0" r="0" t="0"/>
                 <wp:wrapNone/>
-                <wp:docPr id="3" name="image8.png"/>
+                <wp:docPr id="3" name="image7.png"/>
                 <a:graphic>
                   <a:graphicData uri="http://schemas.openxmlformats.org/drawingml/2006/picture">
                     <pic:pic>
                       <pic:nvPicPr>
-                        <pic:cNvPr id="0" name="image8.png"/>
+                        <pic:cNvPr id="0" name="image7.png"/>
                         <pic:cNvPicPr preferRelativeResize="0"/>
                       </pic:nvPicPr>
                       <pic:blipFill>
@@ -1417,12 +1417,12 @@
                 <wp:inline distB="0" distT="0" distL="0" distR="0">
                   <wp:extent cx="432019" cy="432019"/>
                   <wp:effectExtent b="0" l="0" r="0" t="0"/>
-                  <wp:docPr descr="Inteligencia artificial con relleno sólido" id="7" name="image4.png"/>
+                  <wp:docPr descr="Inteligencia artificial con relleno sólido" id="7" name="image2.png"/>
                   <a:graphic>
                     <a:graphicData uri="http://schemas.openxmlformats.org/drawingml/2006/picture">
                       <pic:pic>
                         <pic:nvPicPr>
-                          <pic:cNvPr descr="Inteligencia artificial con relleno sólido" id="0" name="image4.png"/>
+                          <pic:cNvPr descr="Inteligencia artificial con relleno sólido" id="0" name="image2.png"/>
                           <pic:cNvPicPr preferRelativeResize="0"/>
                         </pic:nvPicPr>
                         <pic:blipFill>
@@ -1589,12 +1589,12 @@
                 <wp:extent cx="5589905" cy="12700"/>
                 <wp:effectExtent b="0" l="0" r="0" t="0"/>
                 <wp:wrapNone/>
-                <wp:docPr id="4" name="image9.png"/>
+                <wp:docPr id="4" name="image8.png"/>
                 <a:graphic>
                   <a:graphicData uri="http://schemas.openxmlformats.org/drawingml/2006/picture">
                     <pic:pic>
                       <pic:nvPicPr>
-                        <pic:cNvPr id="0" name="image9.png"/>
+                        <pic:cNvPr id="0" name="image8.png"/>
                         <pic:cNvPicPr preferRelativeResize="0"/>
                       </pic:nvPicPr>
                       <pic:blipFill>
@@ -2183,18 +2183,10 @@
           </w:tcPr>
           <w:p>
             <w:pPr>
-              <w:spacing w:line="259" w:lineRule="auto"/>
-              <w:rPr>
-                <w:rFonts w:ascii="Calibri" w:cs="Calibri" w:eastAsia="Calibri" w:hAnsi="Calibri"/>
-                <w:sz w:val="22"/>
-                <w:szCs w:val="22"/>
-              </w:rPr>
-            </w:pPr>
-            <w:r>
-              <w:rPr>
-                <w:rFonts w:ascii="Calibri" w:cs="Calibri" w:eastAsia="Calibri" w:hAnsi="Calibri"/>
-                <w:sz w:val="22"/>
-                <w:szCs w:val="22"/>
+              <w:rPr/>
+            </w:pPr>
+            <w:r>
+              <w:rPr>
                 <w:rtl w:val="0"/>
               </w:rPr>
               <w:t xml:space="preserve">17.753.940-6</w:t>
@@ -2216,18 +2208,10 @@
           </w:tcPr>
           <w:p>
             <w:pPr>
-              <w:spacing w:line="259" w:lineRule="auto"/>
-              <w:rPr>
-                <w:rFonts w:ascii="Calibri" w:cs="Calibri" w:eastAsia="Calibri" w:hAnsi="Calibri"/>
-                <w:sz w:val="22"/>
-                <w:szCs w:val="22"/>
-              </w:rPr>
-            </w:pPr>
-            <w:r>
-              <w:rPr>
-                <w:rFonts w:ascii="Calibri" w:cs="Calibri" w:eastAsia="Calibri" w:hAnsi="Calibri"/>
-                <w:sz w:val="22"/>
-                <w:szCs w:val="22"/>
+              <w:rPr/>
+            </w:pPr>
+            <w:r>
+              <w:rPr>
                 <w:rtl w:val="0"/>
               </w:rPr>
               <w:t xml:space="preserve">20.458.065-0</w:t>
@@ -2293,18 +2277,10 @@
           </w:tcPr>
           <w:p>
             <w:pPr>
-              <w:spacing w:line="259" w:lineRule="auto"/>
-              <w:rPr>
-                <w:rFonts w:ascii="Calibri" w:cs="Calibri" w:eastAsia="Calibri" w:hAnsi="Calibri"/>
-                <w:sz w:val="22"/>
-                <w:szCs w:val="22"/>
-              </w:rPr>
-            </w:pPr>
-            <w:r>
-              <w:rPr>
-                <w:rFonts w:ascii="Calibri" w:cs="Calibri" w:eastAsia="Calibri" w:hAnsi="Calibri"/>
-                <w:sz w:val="22"/>
-                <w:szCs w:val="22"/>
+              <w:rPr/>
+            </w:pPr>
+            <w:r>
+              <w:rPr>
                 <w:rtl w:val="0"/>
               </w:rPr>
               <w:t xml:space="preserve">Sebastián Andres</w:t>
@@ -2326,18 +2302,10 @@
           </w:tcPr>
           <w:p>
             <w:pPr>
-              <w:spacing w:line="259" w:lineRule="auto"/>
-              <w:rPr>
-                <w:rFonts w:ascii="Calibri" w:cs="Calibri" w:eastAsia="Calibri" w:hAnsi="Calibri"/>
-                <w:sz w:val="22"/>
-                <w:szCs w:val="22"/>
-              </w:rPr>
-            </w:pPr>
-            <w:r>
-              <w:rPr>
-                <w:rFonts w:ascii="Calibri" w:cs="Calibri" w:eastAsia="Calibri" w:hAnsi="Calibri"/>
-                <w:sz w:val="22"/>
-                <w:szCs w:val="22"/>
+              <w:rPr/>
+            </w:pPr>
+            <w:r>
+              <w:rPr>
                 <w:rtl w:val="0"/>
               </w:rPr>
               <w:t xml:space="preserve">Paula Patricia Belén</w:t>
@@ -2403,18 +2371,10 @@
           </w:tcPr>
           <w:p>
             <w:pPr>
-              <w:spacing w:line="259" w:lineRule="auto"/>
-              <w:rPr>
-                <w:rFonts w:ascii="Calibri" w:cs="Calibri" w:eastAsia="Calibri" w:hAnsi="Calibri"/>
-                <w:sz w:val="22"/>
-                <w:szCs w:val="22"/>
-              </w:rPr>
-            </w:pPr>
-            <w:r>
-              <w:rPr>
-                <w:rFonts w:ascii="Calibri" w:cs="Calibri" w:eastAsia="Calibri" w:hAnsi="Calibri"/>
-                <w:sz w:val="22"/>
-                <w:szCs w:val="22"/>
+              <w:rPr/>
+            </w:pPr>
+            <w:r>
+              <w:rPr>
                 <w:rtl w:val="0"/>
               </w:rPr>
               <w:t xml:space="preserve">Valdivia</w:t>
@@ -2436,18 +2396,10 @@
           </w:tcPr>
           <w:p>
             <w:pPr>
-              <w:spacing w:line="259" w:lineRule="auto"/>
-              <w:rPr>
-                <w:rFonts w:ascii="Calibri" w:cs="Calibri" w:eastAsia="Calibri" w:hAnsi="Calibri"/>
-                <w:sz w:val="22"/>
-                <w:szCs w:val="22"/>
-              </w:rPr>
-            </w:pPr>
-            <w:r>
-              <w:rPr>
-                <w:rFonts w:ascii="Calibri" w:cs="Calibri" w:eastAsia="Calibri" w:hAnsi="Calibri"/>
-                <w:sz w:val="22"/>
-                <w:szCs w:val="22"/>
+              <w:rPr/>
+            </w:pPr>
+            <w:r>
+              <w:rPr>
                 <w:rtl w:val="0"/>
               </w:rPr>
               <w:t xml:space="preserve">Frías</w:t>
@@ -2513,18 +2465,10 @@
           </w:tcPr>
           <w:p>
             <w:pPr>
-              <w:spacing w:line="259" w:lineRule="auto"/>
-              <w:rPr>
-                <w:rFonts w:ascii="Calibri" w:cs="Calibri" w:eastAsia="Calibri" w:hAnsi="Calibri"/>
-                <w:sz w:val="20"/>
-                <w:szCs w:val="20"/>
-              </w:rPr>
-            </w:pPr>
-            <w:r>
-              <w:rPr>
-                <w:rFonts w:ascii="Calibri" w:cs="Calibri" w:eastAsia="Calibri" w:hAnsi="Calibri"/>
-                <w:sz w:val="20"/>
-                <w:szCs w:val="20"/>
+              <w:rPr/>
+            </w:pPr>
+            <w:r>
+              <w:rPr>
                 <w:rtl w:val="0"/>
               </w:rPr>
               <w:t xml:space="preserve">Analista</w:t>
@@ -2546,18 +2490,10 @@
           </w:tcPr>
           <w:p>
             <w:pPr>
-              <w:spacing w:line="259" w:lineRule="auto"/>
-              <w:rPr>
-                <w:rFonts w:ascii="Calibri" w:cs="Calibri" w:eastAsia="Calibri" w:hAnsi="Calibri"/>
-                <w:sz w:val="20"/>
-                <w:szCs w:val="20"/>
-              </w:rPr>
-            </w:pPr>
-            <w:r>
-              <w:rPr>
-                <w:rFonts w:ascii="Calibri" w:cs="Calibri" w:eastAsia="Calibri" w:hAnsi="Calibri"/>
-                <w:sz w:val="20"/>
-                <w:szCs w:val="20"/>
+              <w:rPr/>
+            </w:pPr>
+            <w:r>
+              <w:rPr>
                 <w:rtl w:val="0"/>
               </w:rPr>
               <w:t xml:space="preserve">Analista</w:t>
@@ -3330,7 +3266,7 @@
                 <w:szCs w:val="20"/>
                 <w:rtl w:val="0"/>
               </w:rPr>
-              <w:t xml:space="preserve">Dividido en 2 fases:</w:t>
+              <w:t xml:space="preserve">Dividido en 3 fases:</w:t>
             </w:r>
           </w:p>
           <w:p>
@@ -3444,7 +3380,73 @@
                 <w:vertAlign w:val="baseline"/>
                 <w:rtl w:val="0"/>
               </w:rPr>
-              <w:t xml:space="preserve">Fase 2: Optimización de esta mediante pruebas de rendimiento</w:t>
+              <w:t xml:space="preserve">Fase 2: Optimización de </w:t>
+            </w:r>
+            <w:r>
+              <w:rPr>
+                <w:rFonts w:ascii="Calibri" w:cs="Calibri" w:eastAsia="Calibri" w:hAnsi="Calibri"/>
+                <w:sz w:val="20"/>
+                <w:szCs w:val="20"/>
+                <w:rtl w:val="0"/>
+              </w:rPr>
+              <w:t xml:space="preserve">ésta</w:t>
+            </w:r>
+            <w:r>
+              <w:rPr>
+                <w:rFonts w:ascii="Calibri" w:cs="Calibri" w:eastAsia="Calibri" w:hAnsi="Calibri"/>
+                <w:b w:val="0"/>
+                <w:bCs w:val="0"/>
+                <w:i w:val="0"/>
+                <w:iCs w:val="0"/>
+                <w:smallCaps w:val="0"/>
+                <w:strike w:val="0"/>
+                <w:color w:val="000000"/>
+                <w:sz w:val="20"/>
+                <w:szCs w:val="20"/>
+                <w:u w:val="none"/>
+                <w:shd w:fill="auto" w:val="clear"/>
+                <w:vertAlign w:val="baseline"/>
+                <w:rtl w:val="0"/>
+              </w:rPr>
+              <w:t xml:space="preserve"> mediante pruebas de rendimiento</w:t>
+            </w:r>
+          </w:p>
+          <w:p>
+            <w:pPr>
+              <w:keepNext w:val="0"/>
+              <w:keepLines w:val="0"/>
+              <w:pageBreakBefore w:val="0"/>
+              <w:widowControl w:val="1"/>
+              <w:numPr>
+                <w:ilvl w:val="0"/>
+                <w:numId w:val="1"/>
+              </w:numPr>
+              <w:pBdr>
+                <w:top w:space="0" w:sz="0" w:val="nil"/>
+                <w:left w:space="0" w:sz="0" w:val="nil"/>
+                <w:bottom w:space="0" w:sz="0" w:val="nil"/>
+                <w:right w:space="0" w:sz="0" w:val="nil"/>
+                <w:between w:space="0" w:sz="0" w:val="nil"/>
+              </w:pBdr>
+              <w:shd w:fill="auto" w:val="clear"/>
+              <w:spacing w:after="0" w:before="0" w:line="259" w:lineRule="auto"/>
+              <w:ind w:left="720" w:right="0" w:hanging="360"/>
+              <w:jc w:val="left"/>
+              <w:rPr>
+                <w:rFonts w:ascii="Calibri" w:cs="Calibri" w:eastAsia="Calibri" w:hAnsi="Calibri"/>
+                <w:sz w:val="20"/>
+                <w:szCs w:val="20"/>
+                <w:u w:val="none"/>
+              </w:rPr>
+            </w:pPr>
+            <w:r>
+              <w:rPr>
+                <w:rFonts w:ascii="Calibri" w:cs="Calibri" w:eastAsia="Calibri" w:hAnsi="Calibri"/>
+                <w:sz w:val="20"/>
+                <w:szCs w:val="20"/>
+                <w:rtl w:val="0"/>
+              </w:rPr>
+              <w:t xml:space="preserve">Fase 3: Entrega de librería definitiva</w:t>
             </w:r>
           </w:p>
         </w:tc>
@@ -3613,7 +3615,65 @@
                 <w:vertAlign w:val="baseline"/>
                 <w:rtl w:val="0"/>
               </w:rPr>
-              <w:t xml:space="preserve">Especificar los antecedentes y motivación para el desarrollo del proyecto, publico objetivo, estado del arte, origen de la problemática y descripción del problema resolver.</w:t>
+              <w:t xml:space="preserve">Especificar los antecedentes y motivación para el desarrollo del proyecto, </w:t>
+            </w:r>
+            <w:r>
+              <w:rPr>
+                <w:rFonts w:ascii="Calibri" w:cs="Calibri" w:eastAsia="Calibri" w:hAnsi="Calibri"/>
+                <w:color w:val="1f4e79"/>
+                <w:sz w:val="22"/>
+                <w:szCs w:val="22"/>
+                <w:rtl w:val="0"/>
+              </w:rPr>
+              <w:t xml:space="preserve">público</w:t>
+            </w:r>
+            <w:r>
+              <w:rPr>
+                <w:rFonts w:ascii="Calibri" w:cs="Calibri" w:eastAsia="Calibri" w:hAnsi="Calibri"/>
+                <w:b w:val="0"/>
+                <w:bCs w:val="0"/>
+                <w:i w:val="0"/>
+                <w:iCs w:val="0"/>
+                <w:smallCaps w:val="0"/>
+                <w:strike w:val="0"/>
+                <w:color w:val="1f4e79"/>
+                <w:sz w:val="22"/>
+                <w:szCs w:val="22"/>
+                <w:u w:val="none"/>
+                <w:shd w:fill="auto" w:val="clear"/>
+                <w:vertAlign w:val="baseline"/>
+                <w:rtl w:val="0"/>
+              </w:rPr>
+              <w:t xml:space="preserve"> objetivo, estado del arte, origen de la problemática y descripción del </w:t>
+            </w:r>
+            <w:r>
+              <w:rPr>
+                <w:rFonts w:ascii="Calibri" w:cs="Calibri" w:eastAsia="Calibri" w:hAnsi="Calibri"/>
+                <w:color w:val="1f4e79"/>
+                <w:sz w:val="22"/>
+                <w:szCs w:val="22"/>
+                <w:rtl w:val="0"/>
+              </w:rPr>
+              <w:t xml:space="preserve">problema a resolver</w:t>
+            </w:r>
+            <w:r>
+              <w:rPr>
+                <w:rFonts w:ascii="Calibri" w:cs="Calibri" w:eastAsia="Calibri" w:hAnsi="Calibri"/>
+                <w:b w:val="0"/>
+                <w:bCs w:val="0"/>
+                <w:i w:val="0"/>
+                <w:iCs w:val="0"/>
+                <w:smallCaps w:val="0"/>
+                <w:strike w:val="0"/>
+                <w:color w:val="1f4e79"/>
+                <w:sz w:val="22"/>
+                <w:szCs w:val="22"/>
+                <w:u w:val="none"/>
+                <w:shd w:fill="auto" w:val="clear"/>
+                <w:vertAlign w:val="baseline"/>
+                <w:rtl w:val="0"/>
+              </w:rPr>
+              <w:t xml:space="preserve">.</w:t>
             </w:r>
           </w:p>
         </w:tc>
@@ -21523,12 +21583,12 @@
               <wp:extent cx="188595" cy="175895"/>
               <wp:effectExtent b="0" l="0" r="0" t="0"/>
               <wp:wrapNone/>
-              <wp:docPr id="2" name="image7.png"/>
+              <wp:docPr id="2" name="image6.png"/>
               <a:graphic>
                 <a:graphicData uri="http://schemas.openxmlformats.org/drawingml/2006/picture">
                   <pic:pic>
                     <pic:nvPicPr>
-                      <pic:cNvPr id="0" name="image7.png"/>
+                      <pic:cNvPr id="0" name="image6.png"/>
                       <pic:cNvPicPr preferRelativeResize="0"/>
                     </pic:nvPicPr>
                     <pic:blipFill>
@@ -21681,12 +21741,12 @@
         <wp:inline distB="0" distT="0" distL="0" distR="0">
           <wp:extent cx="1869144" cy="498662"/>
           <wp:effectExtent b="0" l="0" r="0" t="0"/>
-          <wp:docPr descr="Texto&#10;&#10;Descripción generada automáticamente con confianza media" id="9" name="image5.jpg"/>
+          <wp:docPr descr="Texto&#10;&#10;Descripción generada automáticamente con confianza media" id="9" name="image3.jpg"/>
           <a:graphic>
             <a:graphicData uri="http://schemas.openxmlformats.org/drawingml/2006/picture">
               <pic:pic>
                 <pic:nvPicPr>
-                  <pic:cNvPr descr="Texto&#10;&#10;Descripción generada automáticamente con confianza media" id="0" name="image5.jpg"/>
+                  <pic:cNvPr descr="Texto&#10;&#10;Descripción generada automáticamente con confianza media" id="0" name="image3.jpg"/>
                   <pic:cNvPicPr preferRelativeResize="0"/>
                 </pic:nvPicPr>
                 <pic:blipFill>
@@ -21743,12 +21803,12 @@
           <wp:extent cx="1873250" cy="373380"/>
           <wp:effectExtent b="0" l="0" r="0" t="0"/>
           <wp:wrapSquare wrapText="bothSides" distB="0" distT="0" distL="114300" distR="114300"/>
-          <wp:docPr id="6" name="image2.png"/>
+          <wp:docPr id="6" name="image4.png"/>
           <a:graphic>
             <a:graphicData uri="http://schemas.openxmlformats.org/drawingml/2006/picture">
               <pic:pic>
                 <pic:nvPicPr>
-                  <pic:cNvPr id="0" name="image2.png"/>
+                  <pic:cNvPr id="0" name="image4.png"/>
                   <pic:cNvPicPr preferRelativeResize="0"/>
                 </pic:nvPicPr>
                 <pic:blipFill>
